--- a/matriz-viral/entregables/Montar-Tutor-IA-en-GHL-Ester-Aylin.docx
+++ b/matriz-viral/entregables/Montar-Tutor-IA-en-GHL-Ester-Aylin.docx
@@ -66,7 +66,27 @@
           <w:sz w:val="21"/>
           <w:szCs w:val="21"/>
         </w:rPr>
-        <w:t xml:space="preserve">Son dos montajes distintos y uno depende del otro: primero las variables, después lo que se ve. El PASO 0 ya está hecho por Dayana y verificado — el tutor responde. Podéis empezar directamente por el PASO 1.</w:t>
+        <w:t xml:space="preserve">Todo lo técnico ya está hecho y probado: el tutor está en línea, responde citando la sesión y el minuto, y las variables del servidor están puestas. Lo que falta es que aparezca dentro de los cursos.</w:t>
+      </w:r>
+    </w:p>
+    <w:p>
+      <w:pPr>
+        <w:pBdr>
+          <w:left w:val="single" w:color="A33B2A" w:sz="20" w:space="10"/>
+        </w:pBdr>
+        <w:shd w:fill="FBF0DA" w:val="clear"/>
+        <w:spacing w:after="140" w:before="140"/>
+      </w:pPr>
+      <w:r>
+        <w:rPr>
+          <w:rFonts w:ascii="Nunito" w:cs="Nunito" w:eastAsia="Nunito" w:hAnsi="Nunito"/>
+          <w:b/>
+          <w:bCs/>
+          <w:color w:val="A33B2A"/>
+          <w:sz w:val="21"/>
+          <w:szCs w:val="21"/>
+        </w:rPr>
+        <w:t xml:space="preserve">No hay que pegar código. El editor de cursos de GHL no permite insertar HTML en la lección, solo bloques con botón y enlace. Por eso el tutor va como un botón que abre su página, no incrustado dentro de la clase.</w:t>
       </w:r>
     </w:p>
     <w:p>
@@ -79,7 +99,7 @@
           <w:sz w:val="21"/>
           <w:szCs w:val="21"/>
         </w:rPr>
-        <w:t xml:space="preserve">La página del tutor ya está publicada y lista. No hay que editar código en ningún momento:</w:t>
+        <w:t xml:space="preserve">Esta es la dirección del tutor, la misma en todos los sitios:</w:t>
       </w:r>
     </w:p>
     <w:p>
@@ -113,7 +133,7 @@
           <w:sz w:val="32"/>
           <w:szCs w:val="32"/>
         </w:rPr>
-        <w:t xml:space="preserve">PASO 1 · La lección dentro de los 4 cursos de ACERO</w:t>
+        <w:t xml:space="preserve">Dónde va, y dónde NO</w:t>
       </w:r>
     </w:p>
     <w:p>
@@ -126,7 +146,7 @@
           <w:sz w:val="21"/>
           <w:szCs w:val="21"/>
         </w:rPr>
-        <w:t xml:space="preserve">Va solo en estos cuatro cursos. En ningún otro: el tutor únicamente conoce estas clases, y en un curso del Máster respondería «eso no está en el material» a todo.</w:t>
+        <w:t xml:space="preserve">Va solo en los 4 cursos de la Especialización en Acero:</w:t>
       </w:r>
     </w:p>
     <w:p>
@@ -227,6 +247,672 @@
           <w:szCs w:val="21"/>
         </w:rPr>
         <w:t xml:space="preserve">Teoría y Cálculo de Uniones Metálicas en Edificaciones</w:t>
+      </w:r>
+    </w:p>
+    <w:p>
+      <w:pPr>
+        <w:pBdr>
+          <w:left w:val="single" w:color="A33B2A" w:sz="20" w:space="10"/>
+        </w:pBdr>
+        <w:shd w:fill="FBF0DA" w:val="clear"/>
+        <w:spacing w:after="140" w:before="140"/>
+      </w:pPr>
+      <w:r>
+        <w:rPr>
+          <w:rFonts w:ascii="Nunito" w:cs="Nunito" w:eastAsia="Nunito" w:hAnsi="Nunito"/>
+          <w:b/>
+          <w:bCs/>
+          <w:color w:val="A33B2A"/>
+          <w:sz w:val="21"/>
+          <w:szCs w:val="21"/>
+        </w:rPr>
+        <w:t xml:space="preserve">No va en la plantilla general ni en ningún curso del Máster. El tutor solo conoce esas cuatro clases: a un alumno del Máster le respondería «eso no está en el material» a todo, y sería peor que no tener botón.</w:t>
+      </w:r>
+    </w:p>
+    <w:p>
+      <w:pPr>
+        <w:pStyle w:val="Heading1"/>
+        <w:spacing w:after="140" w:before="320"/>
+      </w:pPr>
+      <w:r>
+        <w:rPr>
+          <w:rFonts w:ascii="Overpass" w:cs="Overpass" w:eastAsia="Overpass" w:hAnsi="Overpass"/>
+          <w:b/>
+          <w:bCs/>
+          <w:color w:val="0E2438"/>
+          <w:sz w:val="32"/>
+          <w:szCs w:val="32"/>
+        </w:rPr>
+        <w:t xml:space="preserve">Los pasos, en cada uno de los 4 cursos</w:t>
+      </w:r>
+    </w:p>
+    <w:p>
+      <w:pPr>
+        <w:spacing w:after="80"/>
+        <w:ind w:left="280"/>
+      </w:pPr>
+      <w:r>
+        <w:rPr>
+          <w:rFonts w:ascii="Nunito" w:cs="Nunito" w:eastAsia="Nunito" w:hAnsi="Nunito"/>
+          <w:b/>
+          <w:bCs/>
+          <w:color w:val="C96A1C"/>
+          <w:sz w:val="21"/>
+          <w:szCs w:val="21"/>
+        </w:rPr>
+        <w:t xml:space="preserve">1. </w:t>
+      </w:r>
+      <w:r>
+        <w:rPr>
+          <w:rFonts w:ascii="Nunito" w:cs="Nunito" w:eastAsia="Nunito" w:hAnsi="Nunito"/>
+          <w:sz w:val="21"/>
+          <w:szCs w:val="21"/>
+        </w:rPr>
+        <w:t xml:space="preserve">Abrir el curso → Editar → en el selector Páginas elegir PRODUCTO (la portada del curso, la que ve el alumno al entrar).</w:t>
+      </w:r>
+    </w:p>
+    <w:p>
+      <w:pPr>
+        <w:spacing w:after="80"/>
+        <w:ind w:left="280"/>
+      </w:pPr>
+      <w:r>
+        <w:rPr>
+          <w:rFonts w:ascii="Nunito" w:cs="Nunito" w:eastAsia="Nunito" w:hAnsi="Nunito"/>
+          <w:b/>
+          <w:bCs/>
+          <w:color w:val="C96A1C"/>
+          <w:sz w:val="21"/>
+          <w:szCs w:val="21"/>
+        </w:rPr>
+        <w:t xml:space="preserve">2. </w:t>
+      </w:r>
+      <w:r>
+        <w:rPr>
+          <w:rFonts w:ascii="Nunito" w:cs="Nunito" w:eastAsia="Nunito" w:hAnsi="Nunito"/>
+          <w:sz w:val="21"/>
+          <w:szCs w:val="21"/>
+        </w:rPr>
+        <w:t xml:space="preserve">Añadir un Custom Block en el cuerpo, arriba del todo o justo debajo del video de presentación.</w:t>
+      </w:r>
+    </w:p>
+    <w:p>
+      <w:pPr>
+        <w:spacing w:after="80"/>
+        <w:ind w:left="280"/>
+      </w:pPr>
+      <w:r>
+        <w:rPr>
+          <w:rFonts w:ascii="Nunito" w:cs="Nunito" w:eastAsia="Nunito" w:hAnsi="Nunito"/>
+          <w:b/>
+          <w:bCs/>
+          <w:color w:val="C96A1C"/>
+          <w:sz w:val="21"/>
+          <w:szCs w:val="21"/>
+        </w:rPr>
+        <w:t xml:space="preserve">3. </w:t>
+      </w:r>
+      <w:r>
+        <w:rPr>
+          <w:rFonts w:ascii="Nunito" w:cs="Nunito" w:eastAsia="Nunito" w:hAnsi="Nunito"/>
+          <w:sz w:val="21"/>
+          <w:szCs w:val="21"/>
+        </w:rPr>
+        <w:t xml:space="preserve">Rellenar los campos del bloque exactamente así:</w:t>
+      </w:r>
+    </w:p>
+    <w:tbl>
+      <w:tblPr>
+        <w:tblW w:type="dxa" w:w="9200"/>
+        <w:tblBorders>
+          <w:top w:val="single" w:color="auto" w:sz="4"/>
+          <w:left w:val="single" w:color="auto" w:sz="4"/>
+          <w:bottom w:val="single" w:color="auto" w:sz="4"/>
+          <w:right w:val="single" w:color="auto" w:sz="4"/>
+          <w:insideH w:val="single" w:color="auto" w:sz="4"/>
+          <w:insideV w:val="single" w:color="auto" w:sz="4"/>
+        </w:tblBorders>
+      </w:tblPr>
+      <w:tblGrid>
+        <w:gridCol w:w="2400"/>
+        <w:gridCol w:w="6600"/>
+      </w:tblGrid>
+      <w:tr>
+        <w:trPr>
+          <w:tblHeader/>
+        </w:trPr>
+        <w:tc>
+          <w:tcPr>
+            <w:tcW w:type="dxa" w:w="2400"/>
+            <w:shd w:fill="0E2438" w:val="clear"/>
+            <w:tcMar>
+              <w:top w:type="dxa" w:w="80"/>
+              <w:left w:type="dxa" w:w="120"/>
+              <w:bottom w:type="dxa" w:w="80"/>
+              <w:right w:type="dxa" w:w="120"/>
+            </w:tcMar>
+          </w:tcPr>
+          <w:p>
+            <w:r>
+              <w:rPr>
+                <w:rFonts w:ascii="Overpass" w:cs="Overpass" w:eastAsia="Overpass" w:hAnsi="Overpass"/>
+                <w:b/>
+                <w:bCs/>
+                <w:color w:val="FFFFFF"/>
+                <w:sz w:val="19"/>
+                <w:szCs w:val="19"/>
+              </w:rPr>
+              <w:t xml:space="preserve">Campo del bloque</w:t>
+            </w:r>
+          </w:p>
+        </w:tc>
+        <w:tc>
+          <w:tcPr>
+            <w:tcW w:type="dxa" w:w="6600"/>
+            <w:shd w:fill="0E2438" w:val="clear"/>
+            <w:tcMar>
+              <w:top w:type="dxa" w:w="80"/>
+              <w:left w:type="dxa" w:w="120"/>
+              <w:bottom w:type="dxa" w:w="80"/>
+              <w:right w:type="dxa" w:w="120"/>
+            </w:tcMar>
+          </w:tcPr>
+          <w:p>
+            <w:r>
+              <w:rPr>
+                <w:rFonts w:ascii="Overpass" w:cs="Overpass" w:eastAsia="Overpass" w:hAnsi="Overpass"/>
+                <w:b/>
+                <w:bCs/>
+                <w:color w:val="FFFFFF"/>
+                <w:sz w:val="19"/>
+                <w:szCs w:val="19"/>
+              </w:rPr>
+              <w:t xml:space="preserve">Qué poner</w:t>
+            </w:r>
+          </w:p>
+        </w:tc>
+      </w:tr>
+      <w:tr>
+        <w:tc>
+          <w:tcPr>
+            <w:tcW w:type="dxa" w:w="2400"/>
+            <w:tcMar>
+              <w:top w:type="dxa" w:w="80"/>
+              <w:left w:type="dxa" w:w="120"/>
+              <w:bottom w:type="dxa" w:w="80"/>
+              <w:right w:type="dxa" w:w="120"/>
+            </w:tcMar>
+          </w:tcPr>
+          <w:p>
+            <w:r>
+              <w:rPr>
+                <w:rFonts w:ascii="Nunito" w:cs="Nunito" w:eastAsia="Nunito" w:hAnsi="Nunito"/>
+                <w:b w:val="false"/>
+                <w:bCs w:val="false"/>
+                <w:sz w:val="19"/>
+                <w:szCs w:val="19"/>
+              </w:rPr>
+              <w:t xml:space="preserve">Imagen</w:t>
+            </w:r>
+          </w:p>
+        </w:tc>
+        <w:tc>
+          <w:tcPr>
+            <w:tcW w:type="dxa" w:w="6600"/>
+            <w:tcMar>
+              <w:top w:type="dxa" w:w="80"/>
+              <w:left w:type="dxa" w:w="120"/>
+              <w:bottom w:type="dxa" w:w="80"/>
+              <w:right w:type="dxa" w:w="120"/>
+            </w:tcMar>
+          </w:tcPr>
+          <w:p>
+            <w:r>
+              <w:rPr>
+                <w:rFonts w:ascii="Nunito" w:cs="Nunito" w:eastAsia="Nunito" w:hAnsi="Nunito"/>
+                <w:b w:val="false"/>
+                <w:bCs w:val="false"/>
+                <w:sz w:val="19"/>
+                <w:szCs w:val="19"/>
+              </w:rPr>
+              <w:t xml:space="preserve">tarjeta-tutor.png (va adjunta con estas instrucciones)</w:t>
+            </w:r>
+          </w:p>
+        </w:tc>
+      </w:tr>
+      <w:tr>
+        <w:tc>
+          <w:tcPr>
+            <w:tcW w:type="dxa" w:w="2400"/>
+            <w:tcMar>
+              <w:top w:type="dxa" w:w="80"/>
+              <w:left w:type="dxa" w:w="120"/>
+              <w:bottom w:type="dxa" w:w="80"/>
+              <w:right w:type="dxa" w:w="120"/>
+            </w:tcMar>
+          </w:tcPr>
+          <w:p>
+            <w:r>
+              <w:rPr>
+                <w:rFonts w:ascii="Nunito" w:cs="Nunito" w:eastAsia="Nunito" w:hAnsi="Nunito"/>
+                <w:b w:val="false"/>
+                <w:bCs w:val="false"/>
+                <w:sz w:val="19"/>
+                <w:szCs w:val="19"/>
+              </w:rPr>
+              <w:t xml:space="preserve">Heading</w:t>
+            </w:r>
+          </w:p>
+        </w:tc>
+        <w:tc>
+          <w:tcPr>
+            <w:tcW w:type="dxa" w:w="6600"/>
+            <w:tcMar>
+              <w:top w:type="dxa" w:w="80"/>
+              <w:left w:type="dxa" w:w="120"/>
+              <w:bottom w:type="dxa" w:w="80"/>
+              <w:right w:type="dxa" w:w="120"/>
+            </w:tcMar>
+          </w:tcPr>
+          <w:p>
+            <w:r>
+              <w:rPr>
+                <w:rFonts w:ascii="Nunito" w:cs="Nunito" w:eastAsia="Nunito" w:hAnsi="Nunito"/>
+                <w:b w:val="false"/>
+                <w:bCs w:val="false"/>
+                <w:sz w:val="19"/>
+                <w:szCs w:val="19"/>
+              </w:rPr>
+              <w:t xml:space="preserve">Tutor IA · pregúntale a tus clases</w:t>
+            </w:r>
+          </w:p>
+        </w:tc>
+      </w:tr>
+      <w:tr>
+        <w:tc>
+          <w:tcPr>
+            <w:tcW w:type="dxa" w:w="2400"/>
+            <w:tcMar>
+              <w:top w:type="dxa" w:w="80"/>
+              <w:left w:type="dxa" w:w="120"/>
+              <w:bottom w:type="dxa" w:w="80"/>
+              <w:right w:type="dxa" w:w="120"/>
+            </w:tcMar>
+          </w:tcPr>
+          <w:p>
+            <w:r>
+              <w:rPr>
+                <w:rFonts w:ascii="Nunito" w:cs="Nunito" w:eastAsia="Nunito" w:hAnsi="Nunito"/>
+                <w:b w:val="false"/>
+                <w:bCs w:val="false"/>
+                <w:sz w:val="19"/>
+                <w:szCs w:val="19"/>
+              </w:rPr>
+              <w:t xml:space="preserve">Contenido</w:t>
+            </w:r>
+          </w:p>
+        </w:tc>
+        <w:tc>
+          <w:tcPr>
+            <w:tcW w:type="dxa" w:w="6600"/>
+            <w:tcMar>
+              <w:top w:type="dxa" w:w="80"/>
+              <w:left w:type="dxa" w:w="120"/>
+              <w:bottom w:type="dxa" w:w="80"/>
+              <w:right w:type="dxa" w:w="120"/>
+            </w:tcMar>
+          </w:tcPr>
+          <w:p>
+            <w:r>
+              <w:rPr>
+                <w:rFonts w:ascii="Nunito" w:cs="Nunito" w:eastAsia="Nunito" w:hAnsi="Nunito"/>
+                <w:b w:val="false"/>
+                <w:bCs w:val="false"/>
+                <w:sz w:val="19"/>
+                <w:szCs w:val="19"/>
+              </w:rPr>
+              <w:t xml:space="preserve">Resuelve tus dudas con las clases de tus 4 cursos. Te dice en qué sesión y en qué minuto está la respuesta — y si algo no está en el material, te lo dice en vez de inventarlo.</w:t>
+            </w:r>
+          </w:p>
+        </w:tc>
+      </w:tr>
+      <w:tr>
+        <w:tc>
+          <w:tcPr>
+            <w:tcW w:type="dxa" w:w="2400"/>
+            <w:tcMar>
+              <w:top w:type="dxa" w:w="80"/>
+              <w:left w:type="dxa" w:w="120"/>
+              <w:bottom w:type="dxa" w:w="80"/>
+              <w:right w:type="dxa" w:w="120"/>
+            </w:tcMar>
+          </w:tcPr>
+          <w:p>
+            <w:r>
+              <w:rPr>
+                <w:rFonts w:ascii="Nunito" w:cs="Nunito" w:eastAsia="Nunito" w:hAnsi="Nunito"/>
+                <w:b w:val="false"/>
+                <w:bCs w:val="false"/>
+                <w:sz w:val="19"/>
+                <w:szCs w:val="19"/>
+              </w:rPr>
+              <w:t xml:space="preserve">Button Text</w:t>
+            </w:r>
+          </w:p>
+        </w:tc>
+        <w:tc>
+          <w:tcPr>
+            <w:tcW w:type="dxa" w:w="6600"/>
+            <w:tcMar>
+              <w:top w:type="dxa" w:w="80"/>
+              <w:left w:type="dxa" w:w="120"/>
+              <w:bottom w:type="dxa" w:w="80"/>
+              <w:right w:type="dxa" w:w="120"/>
+            </w:tcMar>
+          </w:tcPr>
+          <w:p>
+            <w:r>
+              <w:rPr>
+                <w:rFonts w:ascii="Nunito" w:cs="Nunito" w:eastAsia="Nunito" w:hAnsi="Nunito"/>
+                <w:b w:val="false"/>
+                <w:bCs w:val="false"/>
+                <w:sz w:val="19"/>
+                <w:szCs w:val="19"/>
+              </w:rPr>
+              <w:t xml:space="preserve">Abrir el Tutor IA</w:t>
+            </w:r>
+          </w:p>
+        </w:tc>
+      </w:tr>
+      <w:tr>
+        <w:tc>
+          <w:tcPr>
+            <w:tcW w:type="dxa" w:w="2400"/>
+            <w:tcMar>
+              <w:top w:type="dxa" w:w="80"/>
+              <w:left w:type="dxa" w:w="120"/>
+              <w:bottom w:type="dxa" w:w="80"/>
+              <w:right w:type="dxa" w:w="120"/>
+            </w:tcMar>
+          </w:tcPr>
+          <w:p>
+            <w:r>
+              <w:rPr>
+                <w:rFonts w:ascii="Nunito" w:cs="Nunito" w:eastAsia="Nunito" w:hAnsi="Nunito"/>
+                <w:b w:val="false"/>
+                <w:bCs w:val="false"/>
+                <w:sz w:val="19"/>
+                <w:szCs w:val="19"/>
+              </w:rPr>
+              <w:t xml:space="preserve">Tipo de botón</w:t>
+            </w:r>
+          </w:p>
+        </w:tc>
+        <w:tc>
+          <w:tcPr>
+            <w:tcW w:type="dxa" w:w="6600"/>
+            <w:tcMar>
+              <w:top w:type="dxa" w:w="80"/>
+              <w:left w:type="dxa" w:w="120"/>
+              <w:bottom w:type="dxa" w:w="80"/>
+              <w:right w:type="dxa" w:w="120"/>
+            </w:tcMar>
+          </w:tcPr>
+          <w:p>
+            <w:r>
+              <w:rPr>
+                <w:rFonts w:ascii="Nunito" w:cs="Nunito" w:eastAsia="Nunito" w:hAnsi="Nunito"/>
+                <w:b w:val="false"/>
+                <w:bCs w:val="false"/>
+                <w:sz w:val="19"/>
+                <w:szCs w:val="19"/>
+              </w:rPr>
+              <w:t xml:space="preserve">Solid Button</w:t>
+            </w:r>
+          </w:p>
+        </w:tc>
+      </w:tr>
+      <w:tr>
+        <w:tc>
+          <w:tcPr>
+            <w:tcW w:type="dxa" w:w="2400"/>
+            <w:tcMar>
+              <w:top w:type="dxa" w:w="80"/>
+              <w:left w:type="dxa" w:w="120"/>
+              <w:bottom w:type="dxa" w:w="80"/>
+              <w:right w:type="dxa" w:w="120"/>
+            </w:tcMar>
+          </w:tcPr>
+          <w:p>
+            <w:r>
+              <w:rPr>
+                <w:rFonts w:ascii="Nunito" w:cs="Nunito" w:eastAsia="Nunito" w:hAnsi="Nunito"/>
+                <w:b w:val="false"/>
+                <w:bCs w:val="false"/>
+                <w:sz w:val="19"/>
+                <w:szCs w:val="19"/>
+              </w:rPr>
+              <w:t xml:space="preserve">Relleno del botón</w:t>
+            </w:r>
+          </w:p>
+        </w:tc>
+        <w:tc>
+          <w:tcPr>
+            <w:tcW w:type="dxa" w:w="6600"/>
+            <w:tcMar>
+              <w:top w:type="dxa" w:w="80"/>
+              <w:left w:type="dxa" w:w="120"/>
+              <w:bottom w:type="dxa" w:w="80"/>
+              <w:right w:type="dxa" w:w="120"/>
+            </w:tcMar>
+          </w:tcPr>
+          <w:p>
+            <w:r>
+              <w:rPr>
+                <w:rFonts w:ascii="Nunito" w:cs="Nunito" w:eastAsia="Nunito" w:hAnsi="Nunito"/>
+                <w:b w:val="false"/>
+                <w:bCs w:val="false"/>
+                <w:sz w:val="19"/>
+                <w:szCs w:val="19"/>
+              </w:rPr>
+              <w:t xml:space="preserve">#0E2438</w:t>
+            </w:r>
+          </w:p>
+        </w:tc>
+      </w:tr>
+      <w:tr>
+        <w:tc>
+          <w:tcPr>
+            <w:tcW w:type="dxa" w:w="2400"/>
+            <w:tcMar>
+              <w:top w:type="dxa" w:w="80"/>
+              <w:left w:type="dxa" w:w="120"/>
+              <w:bottom w:type="dxa" w:w="80"/>
+              <w:right w:type="dxa" w:w="120"/>
+            </w:tcMar>
+          </w:tcPr>
+          <w:p>
+            <w:r>
+              <w:rPr>
+                <w:rFonts w:ascii="Nunito" w:cs="Nunito" w:eastAsia="Nunito" w:hAnsi="Nunito"/>
+                <w:b w:val="false"/>
+                <w:bCs w:val="false"/>
+                <w:sz w:val="19"/>
+                <w:szCs w:val="19"/>
+              </w:rPr>
+              <w:t xml:space="preserve">Borde del botón</w:t>
+            </w:r>
+          </w:p>
+        </w:tc>
+        <w:tc>
+          <w:tcPr>
+            <w:tcW w:type="dxa" w:w="6600"/>
+            <w:tcMar>
+              <w:top w:type="dxa" w:w="80"/>
+              <w:left w:type="dxa" w:w="120"/>
+              <w:bottom w:type="dxa" w:w="80"/>
+              <w:right w:type="dxa" w:w="120"/>
+            </w:tcMar>
+          </w:tcPr>
+          <w:p>
+            <w:r>
+              <w:rPr>
+                <w:rFonts w:ascii="Nunito" w:cs="Nunito" w:eastAsia="Nunito" w:hAnsi="Nunito"/>
+                <w:b w:val="false"/>
+                <w:bCs w:val="false"/>
+                <w:sz w:val="19"/>
+                <w:szCs w:val="19"/>
+              </w:rPr>
+              <w:t xml:space="preserve">#E8A04A</w:t>
+            </w:r>
+          </w:p>
+        </w:tc>
+      </w:tr>
+      <w:tr>
+        <w:tc>
+          <w:tcPr>
+            <w:tcW w:type="dxa" w:w="2400"/>
+            <w:tcMar>
+              <w:top w:type="dxa" w:w="80"/>
+              <w:left w:type="dxa" w:w="120"/>
+              <w:bottom w:type="dxa" w:w="80"/>
+              <w:right w:type="dxa" w:w="120"/>
+            </w:tcMar>
+          </w:tcPr>
+          <w:p>
+            <w:r>
+              <w:rPr>
+                <w:rFonts w:ascii="Nunito" w:cs="Nunito" w:eastAsia="Nunito" w:hAnsi="Nunito"/>
+                <w:b w:val="false"/>
+                <w:bCs w:val="false"/>
+                <w:sz w:val="19"/>
+                <w:szCs w:val="19"/>
+              </w:rPr>
+              <w:t xml:space="preserve">Button Text (color)</w:t>
+            </w:r>
+          </w:p>
+        </w:tc>
+        <w:tc>
+          <w:tcPr>
+            <w:tcW w:type="dxa" w:w="6600"/>
+            <w:tcMar>
+              <w:top w:type="dxa" w:w="80"/>
+              <w:left w:type="dxa" w:w="120"/>
+              <w:bottom w:type="dxa" w:w="80"/>
+              <w:right w:type="dxa" w:w="120"/>
+            </w:tcMar>
+          </w:tcPr>
+          <w:p>
+            <w:r>
+              <w:rPr>
+                <w:rFonts w:ascii="Nunito" w:cs="Nunito" w:eastAsia="Nunito" w:hAnsi="Nunito"/>
+                <w:b w:val="false"/>
+                <w:bCs w:val="false"/>
+                <w:sz w:val="19"/>
+                <w:szCs w:val="19"/>
+              </w:rPr>
+              <w:t xml:space="preserve">#FFFFFF</w:t>
+            </w:r>
+          </w:p>
+        </w:tc>
+      </w:tr>
+      <w:tr>
+        <w:tc>
+          <w:tcPr>
+            <w:tcW w:type="dxa" w:w="2400"/>
+            <w:tcMar>
+              <w:top w:type="dxa" w:w="80"/>
+              <w:left w:type="dxa" w:w="120"/>
+              <w:bottom w:type="dxa" w:w="80"/>
+              <w:right w:type="dxa" w:w="120"/>
+            </w:tcMar>
+          </w:tcPr>
+          <w:p>
+            <w:r>
+              <w:rPr>
+                <w:rFonts w:ascii="Nunito" w:cs="Nunito" w:eastAsia="Nunito" w:hAnsi="Nunito"/>
+                <w:b w:val="false"/>
+                <w:bCs w:val="false"/>
+                <w:sz w:val="19"/>
+                <w:szCs w:val="19"/>
+              </w:rPr>
+              <w:t xml:space="preserve">Ir a la URL</w:t>
+            </w:r>
+          </w:p>
+        </w:tc>
+        <w:tc>
+          <w:tcPr>
+            <w:tcW w:type="dxa" w:w="6600"/>
+            <w:tcMar>
+              <w:top w:type="dxa" w:w="80"/>
+              <w:left w:type="dxa" w:w="120"/>
+              <w:bottom w:type="dxa" w:w="80"/>
+              <w:right w:type="dxa" w:w="120"/>
+            </w:tcMar>
+          </w:tcPr>
+          <w:p>
+            <w:r>
+              <w:rPr>
+                <w:rFonts w:ascii="Nunito" w:cs="Nunito" w:eastAsia="Nunito" w:hAnsi="Nunito"/>
+                <w:b w:val="false"/>
+                <w:bCs w:val="false"/>
+                <w:sz w:val="19"/>
+                <w:szCs w:val="19"/>
+              </w:rPr>
+              <w:t xml:space="preserve">La dirección de arriba, pegada completa</w:t>
+            </w:r>
+          </w:p>
+        </w:tc>
+      </w:tr>
+    </w:tbl>
+    <w:p>
+      <w:pPr>
+        <w:spacing w:after="80"/>
+        <w:ind w:left="280"/>
+      </w:pPr>
+      <w:r>
+        <w:rPr>
+          <w:rFonts w:ascii="Nunito" w:cs="Nunito" w:eastAsia="Nunito" w:hAnsi="Nunito"/>
+          <w:b/>
+          <w:bCs/>
+          <w:color w:val="C96A1C"/>
+          <w:sz w:val="21"/>
+          <w:szCs w:val="21"/>
+        </w:rPr>
+        <w:t xml:space="preserve">4. </w:t>
+      </w:r>
+      <w:r>
+        <w:rPr>
+          <w:rFonts w:ascii="Nunito" w:cs="Nunito" w:eastAsia="Nunito" w:hAnsi="Nunito"/>
+          <w:sz w:val="21"/>
+          <w:szCs w:val="21"/>
+        </w:rPr>
+        <w:t xml:space="preserve">Guardar cambios.</w:t>
+      </w:r>
+    </w:p>
+    <w:p>
+      <w:pPr>
+        <w:spacing w:after="80"/>
+        <w:ind w:left="280"/>
+      </w:pPr>
+      <w:r>
+        <w:rPr>
+          <w:rFonts w:ascii="Nunito" w:cs="Nunito" w:eastAsia="Nunito" w:hAnsi="Nunito"/>
+          <w:b/>
+          <w:bCs/>
+          <w:color w:val="C96A1C"/>
+          <w:sz w:val="21"/>
+          <w:szCs w:val="21"/>
+        </w:rPr>
+        <w:t xml:space="preserve">5. </w:t>
+      </w:r>
+      <w:r>
+        <w:rPr>
+          <w:rFonts w:ascii="Nunito" w:cs="Nunito" w:eastAsia="Nunito" w:hAnsi="Nunito"/>
+          <w:sz w:val="21"/>
+          <w:szCs w:val="21"/>
+        </w:rPr>
+        <w:t xml:space="preserve">Repetir en los otros tres cursos.</w:t>
       </w:r>
     </w:p>
     <w:p>
@@ -242,82 +928,63 @@
           <w:sz w:val="26"/>
           <w:szCs w:val="26"/>
         </w:rPr>
-        <w:t xml:space="preserve">En cada uno de los 4 cursos</w:t>
-      </w:r>
-    </w:p>
-    <w:p>
-      <w:pPr>
-        <w:spacing w:after="80"/>
-        <w:ind w:left="280"/>
-      </w:pPr>
-      <w:r>
-        <w:rPr>
-          <w:rFonts w:ascii="Nunito" w:cs="Nunito" w:eastAsia="Nunito" w:hAnsi="Nunito"/>
-          <w:b/>
-          <w:bCs/>
-          <w:color w:val="C96A1C"/>
-          <w:sz w:val="21"/>
-          <w:szCs w:val="21"/>
-        </w:rPr>
-        <w:t xml:space="preserve">1. </w:t>
-      </w:r>
-      <w:r>
-        <w:rPr>
-          <w:rFonts w:ascii="Nunito" w:cs="Nunito" w:eastAsia="Nunito" w:hAnsi="Nunito"/>
-          <w:sz w:val="21"/>
-          <w:szCs w:val="21"/>
-        </w:rPr>
-        <w:t xml:space="preserve">Entrar al curso → Categorías / Módulos.</w:t>
-      </w:r>
-    </w:p>
-    <w:p>
-      <w:pPr>
-        <w:spacing w:after="80"/>
-        <w:ind w:left="280"/>
-      </w:pPr>
-      <w:r>
-        <w:rPr>
-          <w:rFonts w:ascii="Nunito" w:cs="Nunito" w:eastAsia="Nunito" w:hAnsi="Nunito"/>
-          <w:b/>
-          <w:bCs/>
-          <w:color w:val="C96A1C"/>
-          <w:sz w:val="21"/>
-          <w:szCs w:val="21"/>
-        </w:rPr>
-        <w:t xml:space="preserve">2. </w:t>
-      </w:r>
-      <w:r>
-        <w:rPr>
-          <w:rFonts w:ascii="Nunito" w:cs="Nunito" w:eastAsia="Nunito" w:hAnsi="Nunito"/>
-          <w:sz w:val="21"/>
-          <w:szCs w:val="21"/>
-        </w:rPr>
-        <w:t xml:space="preserve">Crear una lección AL PRINCIPIO, la primera de todas, llamada: Tutor IA — pregúntale a tus clases</w:t>
-      </w:r>
-    </w:p>
-    <w:p>
-      <w:pPr>
-        <w:spacing w:after="80"/>
-        <w:ind w:left="280"/>
-      </w:pPr>
-      <w:r>
-        <w:rPr>
-          <w:rFonts w:ascii="Nunito" w:cs="Nunito" w:eastAsia="Nunito" w:hAnsi="Nunito"/>
-          <w:b/>
-          <w:bCs/>
-          <w:color w:val="C96A1C"/>
-          <w:sz w:val="21"/>
-          <w:szCs w:val="21"/>
-        </w:rPr>
-        <w:t xml:space="preserve">3. </w:t>
-      </w:r>
-      <w:r>
-        <w:rPr>
-          <w:rFonts w:ascii="Nunito" w:cs="Nunito" w:eastAsia="Nunito" w:hAnsi="Nunito"/>
-          <w:sz w:val="21"/>
-          <w:szCs w:val="21"/>
-        </w:rPr>
-        <w:t xml:space="preserve">En el cuerpo de la lección insertar un bloque de código personalizado (Custom Code / HTML) y pegar esto tal cual:</w:t>
+        <w:t xml:space="preserve">Si además se quiere dentro de las lecciones</w:t>
+      </w:r>
+    </w:p>
+    <w:p>
+      <w:pPr>
+        <w:spacing w:after="100"/>
+      </w:pPr>
+      <w:r>
+        <w:rPr>
+          <w:rFonts w:ascii="Nunito" w:cs="Nunito" w:eastAsia="Nunito" w:hAnsi="Nunito"/>
+          <w:sz w:val="21"/>
+          <w:szCs w:val="21"/>
+        </w:rPr>
+        <w:t xml:space="preserve">Con el mismo Custom Block, en Páginas → Lección, para que el alumno lo tenga a mano mientras estudia sin volver a la portada. Es opcional: con la portada del curso ya se cumple.</w:t>
+      </w:r>
+    </w:p>
+    <w:p>
+      <w:pPr>
+        <w:pStyle w:val="Heading1"/>
+        <w:spacing w:after="140" w:before="320"/>
+      </w:pPr>
+      <w:r>
+        <w:rPr>
+          <w:rFonts w:ascii="Overpass" w:cs="Overpass" w:eastAsia="Overpass" w:hAnsi="Overpass"/>
+          <w:b/>
+          <w:bCs/>
+          <w:color w:val="0E2438"/>
+          <w:sz w:val="32"/>
+          <w:szCs w:val="32"/>
+        </w:rPr>
+        <w:t xml:space="preserve">Comprobar antes de darlo por hecho</w:t>
+      </w:r>
+    </w:p>
+    <w:p>
+      <w:pPr>
+        <w:spacing w:after="100"/>
+      </w:pPr>
+      <w:r>
+        <w:rPr>
+          <w:rFonts w:ascii="Nunito" w:cs="Nunito" w:eastAsia="Nunito" w:hAnsi="Nunito"/>
+          <w:sz w:val="21"/>
+          <w:szCs w:val="21"/>
+        </w:rPr>
+        <w:t xml:space="preserve">Abrir el curso COMO ALUMNO, no desde el editor. Pulsar el botón y hacer una pregunta de verdad, por ejemplo: ¿Qué es el pandeo?</w:t>
+      </w:r>
+    </w:p>
+    <w:p>
+      <w:pPr>
+        <w:spacing w:after="100"/>
+      </w:pPr>
+      <w:r>
+        <w:rPr>
+          <w:rFonts w:ascii="Nunito" w:cs="Nunito" w:eastAsia="Nunito" w:hAnsi="Nunito"/>
+          <w:sz w:val="21"/>
+          <w:szCs w:val="21"/>
+        </w:rPr>
+        <w:t xml:space="preserve">Tiene que responder y terminar citando la clase y el minuto, así:</w:t>
       </w:r>
     </w:p>
     <w:p>
@@ -334,7 +1001,7 @@
           <w:sz w:val="17"/>
           <w:szCs w:val="17"/>
         </w:rPr>
-        <w:t xml:space="preserve">&lt;iframe</w:t>
+        <w:t xml:space="preserve">El pandeo es un fenómeno de inestabilidad que ocurre en</w:t>
       </w:r>
     </w:p>
     <w:p>
@@ -351,7 +1018,7 @@
           <w:sz w:val="17"/>
           <w:szCs w:val="17"/>
         </w:rPr>
-        <w:t xml:space="preserve">  src="https://designmodelingdg-droid.github.io/meta-ads-dashboard.html/tutor-acero/"</w:t>
+        <w:t xml:space="preserve">elementos estructurales…</w:t>
       </w:r>
     </w:p>
     <w:p>
@@ -368,24 +1035,7 @@
           <w:sz w:val="17"/>
           <w:szCs w:val="17"/>
         </w:rPr>
-        <w:t xml:space="preserve">  style="width:100%;height:720px;border:0;border-radius:12px;display:block"</w:t>
-      </w:r>
-    </w:p>
-    <w:p>
-      <w:pPr>
-        <w:pBdr>
-          <w:left w:val="single" w:color="C96A1C" w:sz="14" w:space="8"/>
-        </w:pBdr>
-        <w:shd w:fill="F2F5F8" w:val="clear"/>
-        <w:spacing w:after="0" w:before="0"/>
-      </w:pPr>
-      <w:r>
-        <w:rPr>
-          <w:rFonts w:ascii="Consolas" w:cs="Consolas" w:eastAsia="Consolas" w:hAnsi="Consolas"/>
-          <w:sz w:val="17"/>
-          <w:szCs w:val="17"/>
-        </w:rPr>
-        <w:t xml:space="preserve">  title="Tutor IA · Especialización en Acero"</w:t>
+        <w:t xml:space="preserve"> </w:t>
       </w:r>
     </w:p>
     <w:p>
@@ -402,32 +1052,7 @@
           <w:sz w:val="17"/>
           <w:szCs w:val="17"/>
         </w:rPr>
-        <w:t xml:space="preserve">  loading="lazy"&gt;&lt;/iframe&gt;</w:t>
-      </w:r>
-    </w:p>
-    <w:p>
-      <w:pPr>
-        <w:spacing w:after="80"/>
-        <w:ind w:left="280"/>
-      </w:pPr>
-      <w:r>
-        <w:rPr>
-          <w:rFonts w:ascii="Nunito" w:cs="Nunito" w:eastAsia="Nunito" w:hAnsi="Nunito"/>
-          <w:b/>
-          <w:bCs/>
-          <w:color w:val="C96A1C"/>
-          <w:sz w:val="21"/>
-          <w:szCs w:val="21"/>
-        </w:rPr>
-        <w:t xml:space="preserve">4. </w:t>
-      </w:r>
-      <w:r>
-        <w:rPr>
-          <w:rFonts w:ascii="Nunito" w:cs="Nunito" w:eastAsia="Nunito" w:hAnsi="Nunito"/>
-          <w:sz w:val="21"/>
-          <w:szCs w:val="21"/>
-        </w:rPr>
-        <w:t xml:space="preserve">Guardar y publicar la lección.</w:t>
+        <w:t xml:space="preserve">FUENTES: [221121 Sesión N°1-Acero-DM.mp4 · min 112:09]</w:t>
       </w:r>
     </w:p>
     <w:p>
@@ -447,7 +1072,7 @@
           <w:sz w:val="21"/>
           <w:szCs w:val="21"/>
         </w:rPr>
-        <w:t xml:space="preserve">Que el bloque quede a ancho completo y sin relleno lateral. Si el editor deja margen a los lados, el chat sale estrecho y se lee mal en el teléfono.</w:t>
+        <w:t xml:space="preserve">Avisar a Dayana cuando los 4 estén hechos: hasta que estén, la campaña de publicidad de ACERO no puede salir.</w:t>
       </w:r>
     </w:p>
     <w:p>
@@ -463,7 +1088,7 @@
           <w:sz w:val="26"/>
           <w:szCs w:val="26"/>
         </w:rPr>
-        <w:t xml:space="preserve">Comprobar antes de darlo por hecho</w:t>
+        <w:t xml:space="preserve">Por qué eso último importa</w:t>
       </w:r>
     </w:p>
     <w:p>
@@ -476,7 +1101,7 @@
           <w:sz w:val="21"/>
           <w:szCs w:val="21"/>
         </w:rPr>
-        <w:t xml:space="preserve">Abrir la lección COMO ALUMNO (no desde el editor) y hacer una pregunta de verdad, por ejemplo «¿qué es el pandeo?». Tiene que responder y terminar citando la clase y el minuto exactos.</w:t>
+        <w:t xml:space="preserve">El precio de la Especialización sube de $200 a $225 justamente porque incluye el tutor. Si la campaña sale antes de que el tutor esté montado, un alumno paga los $225 y no lo encuentra. Por eso el orden es: primero estos 4 cursos, después la publicidad.</w:t>
       </w:r>
     </w:p>
     <w:p>
@@ -493,20 +1118,26 @@
           <w:sz w:val="32"/>
           <w:szCs w:val="32"/>
         </w:rPr>
-        <w:t xml:space="preserve">PASO 2 · El botón en la plantilla</w:t>
+        <w:t xml:space="preserve">Lo que hay que saber cuando pregunten</w:t>
       </w:r>
     </w:p>
     <w:p>
       <w:pPr>
         <w:spacing w:after="100"/>
-      </w:pPr>
-      <w:r>
-        <w:rPr>
-          <w:rFonts w:ascii="Nunito" w:cs="Nunito" w:eastAsia="Nunito" w:hAnsi="Nunito"/>
-          <w:sz w:val="21"/>
-          <w:szCs w:val="21"/>
-        </w:rPr>
-        <w:t xml:space="preserve">Este sí es global: aparece en todos los cursos. Por eso el texto del botón dice que es solo de Acero, para que un alumno del Máster lo entienda antes de hacer clic y no después de preguntar.</w:t>
+        <w:rPr>
+          <w:b/>
+          <w:bCs/>
+        </w:rPr>
+      </w:pPr>
+      <w:r>
+        <w:rPr>
+          <w:rFonts w:ascii="Nunito" w:cs="Nunito" w:eastAsia="Nunito" w:hAnsi="Nunito"/>
+          <w:b/>
+          <w:bCs/>
+          <w:sz w:val="21"/>
+          <w:szCs w:val="21"/>
+        </w:rPr>
+        <w:t xml:space="preserve">No hay que activar a nadie.</w:t>
       </w:r>
     </w:p>
     <w:p>
@@ -519,24 +1150,7 @@
           <w:sz w:val="21"/>
           <w:szCs w:val="21"/>
         </w:rPr>
-        <w:t xml:space="preserve">Lo monta Dayana. Se incluye aquí para que sepáis que existe y por qué.</w:t>
-      </w:r>
-    </w:p>
-    <w:p>
-      <w:pPr>
-        <w:pStyle w:val="Heading1"/>
-        <w:spacing w:after="140" w:before="320"/>
-      </w:pPr>
-      <w:r>
-        <w:rPr>
-          <w:rFonts w:ascii="Overpass" w:cs="Overpass" w:eastAsia="Overpass" w:hAnsi="Overpass"/>
-          <w:b/>
-          <w:bCs/>
-          <w:color w:val="0E2438"/>
-          <w:sz w:val="32"/>
-          <w:szCs w:val="32"/>
-        </w:rPr>
-        <w:t xml:space="preserve">Lo que hay que saber cuando pregunten</w:t>
+        <w:t xml:space="preserve">No se emite ninguna clave por alumno. Quien entra al área de miembros ya está identificado por GoHighLevel, y con eso basta: un alumno que se matricula el martes tiene tutor el martes.</w:t>
       </w:r>
     </w:p>
     <w:p>
@@ -555,7 +1169,7 @@
           <w:sz w:val="21"/>
           <w:szCs w:val="21"/>
         </w:rPr>
-        <w:t xml:space="preserve">No hay que activar a nadie.</w:t>
+        <w:t xml:space="preserve">El tutor solo conoce esos 4 cursos.</w:t>
       </w:r>
     </w:p>
     <w:p>
@@ -568,7 +1182,7 @@
           <w:sz w:val="21"/>
           <w:szCs w:val="21"/>
         </w:rPr>
-        <w:t xml:space="preserve">No se emite nada por alumno. Quien entra al área de miembros ya está autenticado por GoHighLevel, y con eso basta: un alumno que se matricula el martes tiene tutor el martes.</w:t>
+        <w:t xml:space="preserve">Si le preguntan por hormigón armado o por BIM 4D, dirá que no está en el material y mandará a la asesoría. Es a propósito.</w:t>
       </w:r>
     </w:p>
     <w:p>
@@ -587,7 +1201,7 @@
           <w:sz w:val="21"/>
           <w:szCs w:val="21"/>
         </w:rPr>
-        <w:t xml:space="preserve">El tutor solo conoce esos 4 cursos.</w:t>
+        <w:t xml:space="preserve">Nunca da cifras de norma ni precios.</w:t>
       </w:r>
     </w:p>
     <w:p>
@@ -600,7 +1214,7 @@
           <w:sz w:val="21"/>
           <w:szCs w:val="21"/>
         </w:rPr>
-        <w:t xml:space="preserve">Si alguien le pregunta por hormigón armado o por BIM 4D, responderá que no está en el material y mandará a la asesoría. Es a propósito, no es un fallo.</w:t>
+        <w:t xml:space="preserve">Ante «¿cuántos MPa es la fluencia del A36?» remite a la norma vigente en vez de dictar el número, porque las transcripciones automáticas deforman las cifras. Está probado: 17 casos, con las trampas repetidas 3 veces cada una.</w:t>
       </w:r>
     </w:p>
     <w:p>
@@ -619,7 +1233,7 @@
           <w:sz w:val="21"/>
           <w:szCs w:val="21"/>
         </w:rPr>
-        <w:t xml:space="preserve">Nunca da cifras de norma ni precios.</w:t>
+        <w:t xml:space="preserve">Hay dos topes al día.</w:t>
       </w:r>
     </w:p>
     <w:p>
@@ -632,7 +1246,7 @@
           <w:sz w:val="21"/>
           <w:szCs w:val="21"/>
         </w:rPr>
-        <w:t xml:space="preserve">Ante «¿cuántos MPa es la fluencia del A36?» remite a la norma vigente en vez de dictar el número, porque las transcripciones automáticas deforman las cifras. Está probado: 17 casos, con las trampas repetidas 3 veces cada una.</w:t>
+        <w:t xml:space="preserve">20 preguntas por navegador y 600 en todo el servicio. Si un alumno agota las suyas, el mensaje le dice que mañana se reinician y le ofrece la asesoría.</w:t>
       </w:r>
     </w:p>
     <w:p>
@@ -651,7 +1265,7 @@
           <w:sz w:val="21"/>
           <w:szCs w:val="21"/>
         </w:rPr>
-        <w:t xml:space="preserve">Hay dos topes al día.</w:t>
+        <w:t xml:space="preserve">El botón abre en otra pestaña.</w:t>
       </w:r>
     </w:p>
     <w:p>
@@ -664,7 +1278,7 @@
           <w:sz w:val="21"/>
           <w:szCs w:val="21"/>
         </w:rPr>
-        <w:t xml:space="preserve">20 preguntas por navegador y 600 en todo el servicio. Si un alumno agota las suyas, el mensaje le dice que mañana se reinician y le ofrece la asesoría.</w:t>
+        <w:t xml:space="preserve">Es a propósito: el alumno consulta y vuelve a su clase sin perder dónde iba.</w:t>
       </w:r>
     </w:p>
     <w:p>
@@ -750,7 +1364,7 @@
                 <w:sz w:val="19"/>
                 <w:szCs w:val="19"/>
               </w:rPr>
-              <w:t xml:space="preserve">Qué significa y qué hacer</w:t>
+              <w:t xml:space="preserve">Qué significa</w:t>
             </w:r>
           </w:p>
         </w:tc>
@@ -798,7 +1412,7 @@
                 <w:sz w:val="19"/>
                 <w:szCs w:val="19"/>
               </w:rPr>
-              <w:t xml:space="preserve">Abrir https://designmodelingdg-droid.github.io/meta-ads-dashboard.html/tutor-acero/ directamente en el navegador. Si tampoco carga, avisar a Dayana.</w:t>
+              <w:t xml:space="preserve">Abrir la dirección directamente en el navegador. Si tampoco carga, avisar a Dayana.</w:t>
             </w:r>
           </w:p>
         </w:tc>
@@ -846,7 +1460,7 @@
                 <w:sz w:val="19"/>
                 <w:szCs w:val="19"/>
               </w:rPr>
-              <w:t xml:space="preserve">Falta la variable TOKEN_PAGINA en Render o no coincide. Es de Dayana.</w:t>
+              <w:t xml:space="preserve">Suele ser que el servidor estaba reiniciándose. Esperar dos minutos y recargar con Ctrl+Shift+R. Si sigue, es de Dayana.</w:t>
             </w:r>
           </w:p>
         </w:tc>
@@ -894,7 +1508,7 @@
                 <w:sz w:val="19"/>
                 <w:szCs w:val="19"/>
               </w:rPr>
-              <w:t xml:space="preserve">Suele ser el dominio: falta añadirlo en CORS_ORIGENES. Es de Dayana.</w:t>
+              <w:t xml:space="preserve">Problema de permisos del dominio. Es de Dayana.</w:t>
             </w:r>
           </w:p>
         </w:tc>
@@ -990,7 +1604,7 @@
                 <w:sz w:val="19"/>
                 <w:szCs w:val="19"/>
               </w:rPr>
-              <w:t xml:space="preserve">Tampoco es un fallo. La pregunta es de un curso que el tutor no conoce.</w:t>
+              <w:t xml:space="preserve">Tampoco es un fallo. La pregunta es de un tema que el tutor no conoce.</w:t>
             </w:r>
           </w:p>
         </w:tc>
